--- a/docs/capacitacion/guion youtube/anteriores-6-videos/video-6-descenso-retropropagacion-y-cierre/video-6-descenso-retropropagacion-y-cierre-natural.docx
+++ b/docs/capacitacion/guion youtube/anteriores-6-videos/video-6-descenso-retropropagacion-y-cierre/video-6-descenso-retropropagacion-y-cierre-natural.docx
@@ -31,7 +31,7 @@
           <w:b/>
           <w:color w:val="1F4E9A"/>
         </w:rPr>
-        <w:t>[Diapositiva · Ajustar: el descenso del gradiente]</w:t>
+        <w:t>[Diapositiva 1 · Ajustar: el descenso del gradiente]</w:t>
       </w:r>
     </w:p>
     <w:p>
@@ -82,7 +82,7 @@
           <w:b/>
           <w:color w:val="1F4E9A"/>
         </w:rPr>
-        <w:t>[Diapositiva · Tasa de aprendizaje e hiperparámetros]</w:t>
+        <w:t>[Diapositiva 2 · Tasa de aprendizaje e hiperparámetros]</w:t>
       </w:r>
     </w:p>
     <w:p>
@@ -128,7 +128,7 @@
           <w:b/>
           <w:color w:val="1F4E9A"/>
         </w:rPr>
-        <w:t>[Diapositiva · Retropropagación: repartir el error]</w:t>
+        <w:t>[Diapositiva 3 · Retropropagación: repartir el error]</w:t>
       </w:r>
     </w:p>
     <w:p>
@@ -184,7 +184,7 @@
           <w:b/>
           <w:color w:val="1F4E9A"/>
         </w:rPr>
-        <w:t>[Diapositiva · Lotes, iteraciones y épocas]</w:t>
+        <w:t>[Diapositiva 4 · Lotes, iteraciones y épocas]</w:t>
       </w:r>
     </w:p>
     <w:p>
@@ -235,7 +235,7 @@
           <w:b/>
           <w:color w:val="1F4E9A"/>
         </w:rPr>
-        <w:t>[Diapositiva · Semillas y repetibilidad]</w:t>
+        <w:t>[Diapositiva 5 · Semillas y repetibilidad]</w:t>
       </w:r>
     </w:p>
     <w:p>
@@ -291,7 +291,7 @@
           <w:b/>
           <w:color w:val="1F4E9A"/>
         </w:rPr>
-        <w:t>[Diapositiva · Un entrenamiento de ejemplo: la pérdida bajando]</w:t>
+        <w:t>[Diapositiva 6 · Un entrenamiento de ejemplo: la pérdida bajando]</w:t>
       </w:r>
     </w:p>
     <w:p>
@@ -342,7 +342,7 @@
           <w:b/>
           <w:color w:val="1F4E9A"/>
         </w:rPr>
-        <w:t>[Diapositiva · Repaso: lo que hace una red]</w:t>
+        <w:t>[Diapositiva 7 · Repaso: lo que hace una red]</w:t>
       </w:r>
     </w:p>
     <w:p>
@@ -388,7 +388,7 @@
           <w:b/>
           <w:color w:val="1F4E9A"/>
         </w:rPr>
-        <w:t>[Diapositiva · Límites y cuidados al usar un modelo]</w:t>
+        <w:t>[Diapositiva 8 · Límites y cuidados al usar un modelo]</w:t>
       </w:r>
     </w:p>
     <w:p>
@@ -444,7 +444,7 @@
           <w:b/>
           <w:color w:val="1F4E9A"/>
         </w:rPr>
-        <w:t>[Diapositiva · Preguntas que suelen surgir]</w:t>
+        <w:t>[Diapositiva 9 · Preguntas que suelen surgir]</w:t>
       </w:r>
     </w:p>
     <w:p>
@@ -495,7 +495,7 @@
           <w:b/>
           <w:color w:val="1F4E9A"/>
         </w:rPr>
-        <w:t>[Diapositiva · Glosario de repaso]</w:t>
+        <w:t>[Diapositiva 10 · Glosario de repaso]</w:t>
       </w:r>
     </w:p>
     <w:p>
@@ -556,7 +556,7 @@
           <w:b/>
           <w:color w:val="1F4E9A"/>
         </w:rPr>
-        <w:t>[Diapositiva · Lo que vimos hoy]</w:t>
+        <w:t>[Diapositiva 11 · Lo que vimos hoy]</w:t>
       </w:r>
     </w:p>
     <w:p>
@@ -582,7 +582,7 @@
           <w:b/>
           <w:color w:val="1F4E9A"/>
         </w:rPr>
-        <w:t>[Diapositiva · ¿Cómo sabe el sistema dónde hay un espermatozoide?]</w:t>
+        <w:t>[Diapositiva 12 · ¿Cómo sabe el sistema dónde hay un espermatozoide?]</w:t>
       </w:r>
     </w:p>
     <w:p>

--- a/docs/capacitacion/guion youtube/anteriores-6-videos/video-6-descenso-retropropagacion-y-cierre/video-6-descenso-retropropagacion-y-cierre-natural.docx
+++ b/docs/capacitacion/guion youtube/anteriores-6-videos/video-6-descenso-retropropagacion-y-cierre/video-6-descenso-retropropagacion-y-cierre-natural.docx
@@ -461,7 +461,7 @@
     </w:p>
     <w:p>
       <w:r>
-        <w:t>Antes de cerrar, aprovecho para contestar algunas dudas que suelen aparecer cuando se explica esto por primera vez.</w:t>
+        <w:t>Antes de cerrar, aprovecho para aclarar algunas dudas que suelen aparecer cuando se explica esto por primera vez.</w:t>
       </w:r>
     </w:p>
     <w:p>
@@ -609,7 +609,7 @@
     </w:p>
     <w:p>
       <w:r>
-        <w:t>Luego viene el sistema funcionando, con el sitio, y por último los datos, el entrenamiento y el despliegue en la nube. Muchas gracias por su atención.</w:t>
+        <w:t>Luego viene el sistema funcionando, con el sitio, y por último los datos, el entrenamiento y el despliegue en la nube. Gracias por acompañarme en este módulo.</w:t>
       </w:r>
     </w:p>
     <w:sectPr>
